--- a/Tugas 5-Projek_UTS/3124500036_Muhammad Yoga Ananda Satria_Projek_UTS.docx
+++ b/Tugas 5-Projek_UTS/3124500036_Muhammad Yoga Ananda Satria_Projek_UTS.docx
@@ -2409,15 +2409,7 @@
           <w:sz w:val="32"/>
           <w:szCs w:val="32"/>
         </w:rPr>
-        <w:t xml:space="preserve">Pada gambar di atas </w:t>
-      </w:r>
-      <w:r>
-        <w:rPr>
-          <w:rFonts w:ascii="Times New Roman" w:hAnsi="Times New Roman" w:cs="Times New Roman"/>
-          <w:sz w:val="32"/>
-          <w:szCs w:val="32"/>
-        </w:rPr>
-        <w:t xml:space="preserve">Perintah yang dieksekusi adalah php artisan make:migration add_foreign_keys_to_employees_table --table=employees. Fungsi utama dari perintah ini adalah untuk membuat </w:t>
+        <w:t xml:space="preserve">Pada gambar di atas Perintah yang dieksekusi adalah php artisan make:migration add_foreign_keys_to_employees_table --table=employees. Fungsi utama dari perintah ini adalah untuk membuat </w:t>
       </w:r>
       <w:r>
         <w:rPr>
@@ -2581,16 +2573,7 @@
           <w:sz w:val="28"/>
           <w:szCs w:val="28"/>
         </w:rPr>
-        <w:t xml:space="preserve">Gambar di atas </w:t>
-      </w:r>
-      <w:r>
-        <w:rPr>
-          <w:rFonts w:ascii="Times New Roman" w:hAnsi="Times New Roman" w:cs="Times New Roman"/>
-          <w:noProof/>
-          <w:sz w:val="28"/>
-          <w:szCs w:val="28"/>
-        </w:rPr>
-        <w:t xml:space="preserve">menampilkan isi dari </w:t>
+        <w:t xml:space="preserve">Gambar di atas menampilkan isi dari </w:t>
       </w:r>
       <w:r>
         <w:rPr>
@@ -2815,15 +2798,7 @@
           <w:sz w:val="32"/>
           <w:szCs w:val="32"/>
         </w:rPr>
-        <w:t xml:space="preserve"> </w:t>
-      </w:r>
-      <w:r>
-        <w:rPr>
-          <w:rFonts w:ascii="Times New Roman" w:hAnsi="Times New Roman" w:cs="Times New Roman"/>
-          <w:sz w:val="32"/>
-          <w:szCs w:val="32"/>
-        </w:rPr>
-        <w:t xml:space="preserve">php artisan make:migration create_attendance_table. Fungsi utama dari perintah ini adalah untuk membuat </w:t>
+        <w:t xml:space="preserve"> php artisan make:migration create_attendance_table. Fungsi utama dari perintah ini adalah untuk membuat </w:t>
       </w:r>
       <w:r>
         <w:rPr>
@@ -3248,16 +3223,7 @@
           <w:sz w:val="28"/>
           <w:szCs w:val="28"/>
         </w:rPr>
-        <w:t xml:space="preserve"> di atas adalah </w:t>
-      </w:r>
-      <w:r>
-        <w:rPr>
-          <w:rFonts w:ascii="Times New Roman" w:hAnsi="Times New Roman" w:cs="Times New Roman"/>
-          <w:noProof/>
-          <w:sz w:val="28"/>
-          <w:szCs w:val="28"/>
-        </w:rPr>
-        <w:t xml:space="preserve">untuk membuat </w:t>
+        <w:t xml:space="preserve"> di atas adalah untuk membuat </w:t>
       </w:r>
       <w:r>
         <w:rPr>
@@ -3761,6 +3727,28 @@
           <w:szCs w:val="32"/>
         </w:rPr>
       </w:pPr>
+    </w:p>
+    <w:p>
+      <w:pPr>
+        <w:rPr>
+          <w:rFonts w:ascii="Times New Roman" w:hAnsi="Times New Roman" w:cs="Times New Roman"/>
+          <w:b/>
+          <w:bCs/>
+          <w:sz w:val="32"/>
+          <w:szCs w:val="32"/>
+        </w:rPr>
+      </w:pPr>
+      <w:r>
+        <w:rPr>
+          <w:rFonts w:ascii="Times New Roman" w:hAnsi="Times New Roman" w:cs="Times New Roman"/>
+          <w:b/>
+          <w:bCs/>
+          <w:sz w:val="32"/>
+          <w:szCs w:val="32"/>
+        </w:rPr>
+        <w:lastRenderedPageBreak/>
+        <w:t>Penambahan CSS:</w:t>
+      </w:r>
     </w:p>
     <w:p>
       <w:pPr>
@@ -7468,6 +7456,7 @@
   <w:style w:type="character" w:default="1" w:styleId="DefaultParagraphFont">
     <w:name w:val="Default Paragraph Font"/>
     <w:uiPriority w:val="1"/>
+    <w:semiHidden/>
     <w:unhideWhenUsed/>
   </w:style>
   <w:style w:type="table" w:default="1" w:styleId="TableNormal">
